--- a/docs/business/IP Portfolio and Strategy.docx
+++ b/docs/business/IP Portfolio and Strategy.docx
@@ -217,15 +217,14 @@
           <w:sz w:val="22"/>
           <w:szCs w:val="22"/>
         </w:rPr>
-        <w:t xml:space="preserve">Copyright: </w:t>
-      </w:r>
-      <w:r>
-        <w:rPr>
-          <w:rFonts w:ascii="Calibri" w:cs="Calibri" w:eastAsia="Calibri" w:hAnsi="Calibri"/>
-          <w:sz w:val="22"/>
-          <w:szCs w:val="22"/>
-        </w:rPr>
-        <w:t xml:space="preserve">The Company owns, by operation of the Copyright Act, the entire source code of the Forge &amp; Flow mobile and backend application (Flutter and Dart front-end; Firebase and Google Cloud back-end), its user-interface designs, its founder-authored training and methodology content library, its marketing website, and all written collateral.</w:t>
+        <w:t>Copyright: The Company owns, by operation of the Copyright Act, the entire source code of the Forge &amp; Flow mobile and backend application (Flutter and Dart front-end; Firebase Auth identity layer, Supabase Postgres data layer, and Google Cloud Run compute layer back-end), its user-interface designs, its founder-authored training and methodology content library, its marketing website, and all written collateral.</w:t>
+      </w:r>
+      <w:r>
+        <w:rPr>
+          <w:rFonts w:ascii="Calibri" w:cs="Calibri" w:eastAsia="Calibri" w:hAnsi="Calibri"/>
+          <w:sz w:val="22"/>
+          <w:szCs w:val="22"/>
+        </w:rPr>
       </w:r>
     </w:p>
     <w:p>
